--- a/Actividades Entregables/ACT-1/Actividad1-plantilla.docx
+++ b/Actividades Entregables/ACT-1/Actividad1-plantilla.docx
@@ -193,7 +193,7 @@
               <w:spacing w:before="40" w:after="40"/>
             </w:pPr>
             <w:r>
-              <w:t>https://github.com/jose-ortgar/ejerciciocliente.git</w:t>
+              <w:t>https://github.com/jose-ortgar/entornocliente.git</w:t>
             </w:r>
           </w:p>
         </w:tc>
@@ -432,6 +432,7 @@
             <w:r>
               <w:rPr>
                 <w:b/>
+                <w:noProof/>
                 <w:color w:val="008080"/>
               </w:rPr>
               <w:drawing>
